--- a/Technical Documentation.docx
+++ b/Technical Documentation.docx
@@ -79,7 +79,6 @@
         </w:rPr>
         <w:t xml:space="preserve">Clean Architecture with layers </w:t>
       </w:r>
-      <w:proofErr w:type="gramStart"/>
       <w:r>
         <w:rPr>
           <w:b/>
@@ -89,7 +88,15 @@
         </w:rPr>
         <w:t>split</w:t>
       </w:r>
-      <w:proofErr w:type="gramEnd"/>
+      <w:r>
+        <w:rPr>
+          <w:b/>
+          <w:bCs/>
+          <w:sz w:val="24"/>
+          <w:szCs w:val="24"/>
+        </w:rPr>
+        <w:t>s</w:t>
+      </w:r>
       <w:r>
         <w:rPr>
           <w:b/>
@@ -125,6 +132,8 @@
           <w:szCs w:val="24"/>
         </w:rPr>
       </w:pPr>
+      <w:bookmarkStart w:id="0" w:name="_GoBack"/>
+      <w:bookmarkEnd w:id="0"/>
     </w:p>
     <w:p>
       <w:pPr>
@@ -662,7 +671,7 @@
           <w:szCs w:val="24"/>
         </w:rPr>
       </w:pPr>
-      <w:bookmarkStart w:id="0" w:name="_Hlk238129201"/>
+      <w:bookmarkStart w:id="1" w:name="_Hlk238129201"/>
       <w:proofErr w:type="spellStart"/>
       <w:r>
         <w:rPr>
@@ -730,7 +739,7 @@
         <w:t xml:space="preserve"> Formats logs as structured data instead of plain text, making system behavior easier to search and analyze.</w:t>
       </w:r>
     </w:p>
-    <w:bookmarkEnd w:id="0"/>
+    <w:bookmarkEnd w:id="1"/>
     <w:p>
       <w:pPr>
         <w:pStyle w:val="ListParagraph"/>
@@ -943,6 +952,7 @@
           <w:szCs w:val="32"/>
         </w:rPr>
       </w:pPr>
+      <w:bookmarkStart w:id="2" w:name="_Hlk238465751"/>
       <w:r>
         <w:rPr>
           <w:b/>
@@ -969,7 +979,6 @@
           <w:szCs w:val="24"/>
         </w:rPr>
       </w:pPr>
-      <w:bookmarkStart w:id="1" w:name="_GoBack"/>
       <w:r>
         <w:rPr>
           <w:b/>
@@ -984,17 +993,10 @@
           <w:sz w:val="24"/>
           <w:szCs w:val="24"/>
         </w:rPr>
-        <w:t xml:space="preserve"> </w:t>
-      </w:r>
-      <w:bookmarkEnd w:id="1"/>
-      <w:r>
-        <w:rPr>
-          <w:sz w:val="24"/>
-          <w:szCs w:val="24"/>
-        </w:rPr>
-        <w:t>Because Windows Authentication isolates IIS from SQL Server, the database does not inherently trust or recognize requests from the web application. We must explicitly link the two environments by mapping the website's unique IIS identity to a secure database login.</w:t>
-      </w:r>
-    </w:p>
+        <w:t xml:space="preserve"> Because Windows Authentication isolates IIS from SQL Server, the database does not inherently trust or recognize requests from the web application. We must explicitly link the two environments by mapping the website's unique IIS identity to a secure database login.</w:t>
+      </w:r>
+    </w:p>
+    <w:bookmarkEnd w:id="2"/>
     <w:p>
       <w:pPr>
         <w:pStyle w:val="ListParagraph"/>
@@ -1129,6 +1131,576 @@
         </w:rPr>
         <w:t>.</w:t>
       </w:r>
+    </w:p>
+    <w:p>
+      <w:pPr>
+        <w:pStyle w:val="ListParagraph"/>
+        <w:rPr>
+          <w:sz w:val="24"/>
+          <w:szCs w:val="24"/>
+        </w:rPr>
+      </w:pPr>
+    </w:p>
+    <w:p>
+      <w:pPr>
+        <w:pStyle w:val="ListParagraph"/>
+        <w:ind w:left="1080"/>
+        <w:rPr>
+          <w:sz w:val="24"/>
+          <w:szCs w:val="24"/>
+        </w:rPr>
+      </w:pPr>
+    </w:p>
+    <w:p>
+      <w:pPr>
+        <w:pStyle w:val="ListParagraph"/>
+        <w:ind w:left="1080"/>
+        <w:rPr>
+          <w:sz w:val="24"/>
+          <w:szCs w:val="24"/>
+        </w:rPr>
+      </w:pPr>
+    </w:p>
+    <w:p>
+      <w:pPr>
+        <w:pStyle w:val="Heading2"/>
+        <w:numPr>
+          <w:ilvl w:val="0"/>
+          <w:numId w:val="3"/>
+        </w:numPr>
+        <w:rPr>
+          <w:b/>
+          <w:bCs/>
+          <w:color w:val="000000" w:themeColor="text1"/>
+          <w:sz w:val="32"/>
+          <w:szCs w:val="32"/>
+        </w:rPr>
+      </w:pPr>
+      <w:r>
+        <w:rPr>
+          <w:b/>
+          <w:bCs/>
+          <w:color w:val="000000" w:themeColor="text1"/>
+          <w:sz w:val="32"/>
+          <w:szCs w:val="32"/>
+        </w:rPr>
+        <w:t>Use of OWIN Cookie</w:t>
+      </w:r>
+    </w:p>
+    <w:p/>
+    <w:p>
+      <w:pPr>
+        <w:pStyle w:val="ListParagraph"/>
+        <w:numPr>
+          <w:ilvl w:val="0"/>
+          <w:numId w:val="7"/>
+        </w:numPr>
+        <w:ind w:left="1080"/>
+        <w:rPr>
+          <w:sz w:val="24"/>
+          <w:szCs w:val="24"/>
+        </w:rPr>
+      </w:pPr>
+      <w:r>
+        <w:rPr>
+          <w:b/>
+          <w:bCs/>
+          <w:sz w:val="24"/>
+          <w:szCs w:val="24"/>
+        </w:rPr>
+        <w:t>Secure Authentication Pipeline:</w:t>
+      </w:r>
+      <w:r>
+        <w:rPr>
+          <w:sz w:val="24"/>
+          <w:szCs w:val="24"/>
+        </w:rPr>
+        <w:t xml:space="preserve"> Implements a secure system that tracks logged-in users by using cookies instead of saving session data on the server</w:t>
+      </w:r>
+      <w:r>
+        <w:rPr>
+          <w:sz w:val="24"/>
+          <w:szCs w:val="24"/>
+        </w:rPr>
+        <w:t>.</w:t>
+      </w:r>
+    </w:p>
+    <w:p>
+      <w:pPr>
+        <w:pStyle w:val="ListParagraph"/>
+        <w:ind w:left="1080"/>
+        <w:rPr>
+          <w:sz w:val="24"/>
+          <w:szCs w:val="24"/>
+        </w:rPr>
+      </w:pPr>
+    </w:p>
+    <w:p>
+      <w:pPr>
+        <w:pStyle w:val="ListParagraph"/>
+        <w:numPr>
+          <w:ilvl w:val="0"/>
+          <w:numId w:val="7"/>
+        </w:numPr>
+        <w:ind w:left="1080"/>
+        <w:rPr>
+          <w:sz w:val="24"/>
+          <w:szCs w:val="24"/>
+        </w:rPr>
+      </w:pPr>
+      <w:r>
+        <w:rPr>
+          <w:b/>
+          <w:bCs/>
+          <w:sz w:val="24"/>
+          <w:szCs w:val="24"/>
+        </w:rPr>
+        <w:t>Encrypted Identity Storage:</w:t>
+      </w:r>
+      <w:r>
+        <w:rPr>
+          <w:sz w:val="24"/>
+          <w:szCs w:val="24"/>
+        </w:rPr>
+        <w:t xml:space="preserve"> Automatically protects, signs, and scrambles user information directly inside a secure browser cookie</w:t>
+      </w:r>
+      <w:r>
+        <w:rPr>
+          <w:sz w:val="24"/>
+          <w:szCs w:val="24"/>
+        </w:rPr>
+        <w:t>.</w:t>
+      </w:r>
+    </w:p>
+    <w:p>
+      <w:pPr>
+        <w:pStyle w:val="ListParagraph"/>
+        <w:rPr>
+          <w:sz w:val="24"/>
+          <w:szCs w:val="24"/>
+        </w:rPr>
+      </w:pPr>
+    </w:p>
+    <w:p>
+      <w:pPr>
+        <w:pStyle w:val="ListParagraph"/>
+        <w:numPr>
+          <w:ilvl w:val="0"/>
+          <w:numId w:val="7"/>
+        </w:numPr>
+        <w:ind w:left="1080"/>
+        <w:rPr>
+          <w:sz w:val="24"/>
+          <w:szCs w:val="24"/>
+        </w:rPr>
+      </w:pPr>
+      <w:r>
+        <w:rPr>
+          <w:b/>
+          <w:bCs/>
+          <w:sz w:val="24"/>
+          <w:szCs w:val="24"/>
+        </w:rPr>
+        <w:t>Built-In Protection Flags:</w:t>
+      </w:r>
+      <w:r>
+        <w:rPr>
+          <w:sz w:val="24"/>
+          <w:szCs w:val="24"/>
+        </w:rPr>
+        <w:t xml:space="preserve"> Uses </w:t>
+      </w:r>
+      <w:proofErr w:type="spellStart"/>
+      <w:r>
+        <w:rPr>
+          <w:sz w:val="24"/>
+          <w:szCs w:val="24"/>
+        </w:rPr>
+        <w:t>CookieHttpOnly</w:t>
+      </w:r>
+      <w:proofErr w:type="spellEnd"/>
+      <w:r>
+        <w:rPr>
+          <w:sz w:val="24"/>
+          <w:szCs w:val="24"/>
+        </w:rPr>
+        <w:t xml:space="preserve"> to block JavaScript access and </w:t>
+      </w:r>
+      <w:proofErr w:type="spellStart"/>
+      <w:r>
+        <w:rPr>
+          <w:sz w:val="24"/>
+          <w:szCs w:val="24"/>
+        </w:rPr>
+        <w:t>SlidingExpiration</w:t>
+      </w:r>
+      <w:proofErr w:type="spellEnd"/>
+      <w:r>
+        <w:rPr>
+          <w:sz w:val="24"/>
+          <w:szCs w:val="24"/>
+        </w:rPr>
+        <w:t xml:space="preserve"> to safely extend active sessions.</w:t>
+      </w:r>
+    </w:p>
+    <w:p>
+      <w:pPr>
+        <w:pStyle w:val="ListParagraph"/>
+        <w:rPr>
+          <w:sz w:val="24"/>
+          <w:szCs w:val="24"/>
+        </w:rPr>
+      </w:pPr>
+    </w:p>
+    <w:p>
+      <w:pPr>
+        <w:pStyle w:val="ListParagraph"/>
+        <w:numPr>
+          <w:ilvl w:val="0"/>
+          <w:numId w:val="7"/>
+        </w:numPr>
+        <w:ind w:left="1080"/>
+        <w:rPr>
+          <w:sz w:val="24"/>
+          <w:szCs w:val="24"/>
+        </w:rPr>
+      </w:pPr>
+      <w:r>
+        <w:rPr>
+          <w:b/>
+          <w:bCs/>
+          <w:sz w:val="24"/>
+          <w:szCs w:val="24"/>
+        </w:rPr>
+        <w:t>Stateless Architecture:</w:t>
+      </w:r>
+      <w:r>
+        <w:rPr>
+          <w:sz w:val="24"/>
+          <w:szCs w:val="24"/>
+        </w:rPr>
+        <w:t xml:space="preserve"> Ensures the server does not store session memory, allowing it to validate incoming credentials on the fly and easily scale across multiple servers.</w:t>
+      </w:r>
+    </w:p>
+    <w:p>
+      <w:pPr>
+        <w:pStyle w:val="ListParagraph"/>
+        <w:rPr>
+          <w:sz w:val="24"/>
+          <w:szCs w:val="24"/>
+        </w:rPr>
+      </w:pPr>
+    </w:p>
+    <w:p>
+      <w:pPr>
+        <w:pStyle w:val="ListParagraph"/>
+        <w:numPr>
+          <w:ilvl w:val="0"/>
+          <w:numId w:val="7"/>
+        </w:numPr>
+        <w:ind w:left="1080"/>
+        <w:rPr>
+          <w:sz w:val="24"/>
+          <w:szCs w:val="24"/>
+        </w:rPr>
+      </w:pPr>
+      <w:r>
+        <w:rPr>
+          <w:b/>
+          <w:bCs/>
+          <w:sz w:val="24"/>
+          <w:szCs w:val="24"/>
+        </w:rPr>
+        <w:t>Protection Against CSRF:</w:t>
+      </w:r>
+      <w:r>
+        <w:rPr>
+          <w:sz w:val="24"/>
+          <w:szCs w:val="24"/>
+        </w:rPr>
+        <w:t xml:space="preserve"> Eliminates Cross-Site Request Forgery risks because tokens must be attached manually via code rather than relying on automated browser cookie behavior.</w:t>
+      </w:r>
+    </w:p>
+    <w:p>
+      <w:pPr>
+        <w:pStyle w:val="ListParagraph"/>
+        <w:rPr>
+          <w:sz w:val="24"/>
+          <w:szCs w:val="24"/>
+        </w:rPr>
+      </w:pPr>
+    </w:p>
+    <w:p>
+      <w:pPr>
+        <w:pStyle w:val="ListParagraph"/>
+        <w:ind w:left="1080"/>
+        <w:rPr>
+          <w:sz w:val="24"/>
+          <w:szCs w:val="24"/>
+        </w:rPr>
+      </w:pPr>
+    </w:p>
+    <w:p>
+      <w:pPr>
+        <w:pStyle w:val="ListParagraph"/>
+        <w:rPr>
+          <w:sz w:val="24"/>
+          <w:szCs w:val="24"/>
+        </w:rPr>
+      </w:pPr>
+    </w:p>
+    <w:p>
+      <w:pPr>
+        <w:rPr>
+          <w:sz w:val="24"/>
+          <w:szCs w:val="24"/>
+        </w:rPr>
+      </w:pPr>
+    </w:p>
+    <w:p>
+      <w:pPr>
+        <w:pStyle w:val="ListParagraph"/>
+        <w:ind w:left="1080"/>
+        <w:rPr>
+          <w:sz w:val="24"/>
+          <w:szCs w:val="24"/>
+        </w:rPr>
+      </w:pPr>
+    </w:p>
+    <w:p>
+      <w:pPr>
+        <w:pStyle w:val="Heading2"/>
+        <w:numPr>
+          <w:ilvl w:val="0"/>
+          <w:numId w:val="3"/>
+        </w:numPr>
+        <w:rPr>
+          <w:b/>
+          <w:bCs/>
+          <w:color w:val="000000" w:themeColor="text1"/>
+          <w:sz w:val="32"/>
+          <w:szCs w:val="32"/>
+        </w:rPr>
+      </w:pPr>
+      <w:r>
+        <w:rPr>
+          <w:b/>
+          <w:bCs/>
+          <w:color w:val="000000" w:themeColor="text1"/>
+          <w:sz w:val="32"/>
+          <w:szCs w:val="32"/>
+        </w:rPr>
+        <w:lastRenderedPageBreak/>
+        <w:t>Preventing Cookie Hijacking</w:t>
+      </w:r>
+    </w:p>
+    <w:p/>
+    <w:p>
+      <w:pPr>
+        <w:pStyle w:val="ListParagraph"/>
+        <w:numPr>
+          <w:ilvl w:val="0"/>
+          <w:numId w:val="7"/>
+        </w:numPr>
+        <w:ind w:left="1080"/>
+        <w:rPr>
+          <w:sz w:val="24"/>
+          <w:szCs w:val="24"/>
+        </w:rPr>
+      </w:pPr>
+      <w:r>
+        <w:rPr>
+          <w:sz w:val="24"/>
+          <w:szCs w:val="24"/>
+        </w:rPr>
+        <w:t>Browser Identity Verification: Compares the browser type saved when the user logged in against the browser type making the current request.</w:t>
+      </w:r>
+    </w:p>
+    <w:p>
+      <w:pPr>
+        <w:pStyle w:val="ListParagraph"/>
+        <w:ind w:left="1080"/>
+        <w:rPr>
+          <w:sz w:val="24"/>
+          <w:szCs w:val="24"/>
+        </w:rPr>
+      </w:pPr>
+    </w:p>
+    <w:p>
+      <w:pPr>
+        <w:pStyle w:val="ListParagraph"/>
+        <w:numPr>
+          <w:ilvl w:val="0"/>
+          <w:numId w:val="7"/>
+        </w:numPr>
+        <w:ind w:left="1080"/>
+        <w:rPr>
+          <w:sz w:val="24"/>
+          <w:szCs w:val="24"/>
+        </w:rPr>
+      </w:pPr>
+      <w:r>
+        <w:rPr>
+          <w:sz w:val="24"/>
+          <w:szCs w:val="24"/>
+        </w:rPr>
+        <w:t>Instant Session Rejection: Automatically logs the user out immediately if the browser details do not match perfectly</w:t>
+      </w:r>
+      <w:r>
+        <w:rPr>
+          <w:sz w:val="24"/>
+          <w:szCs w:val="24"/>
+        </w:rPr>
+        <w:t>.</w:t>
+      </w:r>
+    </w:p>
+    <w:p>
+      <w:pPr>
+        <w:pStyle w:val="ListParagraph"/>
+        <w:rPr>
+          <w:sz w:val="24"/>
+          <w:szCs w:val="24"/>
+        </w:rPr>
+      </w:pPr>
+    </w:p>
+    <w:p>
+      <w:pPr>
+        <w:pStyle w:val="ListParagraph"/>
+        <w:numPr>
+          <w:ilvl w:val="0"/>
+          <w:numId w:val="7"/>
+        </w:numPr>
+        <w:ind w:left="1080"/>
+        <w:rPr>
+          <w:sz w:val="24"/>
+          <w:szCs w:val="24"/>
+        </w:rPr>
+      </w:pPr>
+      <w:r>
+        <w:rPr>
+          <w:sz w:val="24"/>
+          <w:szCs w:val="24"/>
+        </w:rPr>
+        <w:t>Blocking Stolen Cookies: Prevents a hacker from using a stolen cookie because their computer will not match the original browser identity.</w:t>
+      </w:r>
+    </w:p>
+    <w:p/>
+    <w:p/>
+    <w:p/>
+    <w:p/>
+    <w:p>
+      <w:pPr>
+        <w:pStyle w:val="Heading2"/>
+        <w:numPr>
+          <w:ilvl w:val="0"/>
+          <w:numId w:val="3"/>
+        </w:numPr>
+        <w:rPr>
+          <w:b/>
+          <w:bCs/>
+          <w:color w:val="000000" w:themeColor="text1"/>
+          <w:sz w:val="32"/>
+          <w:szCs w:val="32"/>
+        </w:rPr>
+      </w:pPr>
+      <w:r>
+        <w:rPr>
+          <w:b/>
+          <w:bCs/>
+          <w:color w:val="000000" w:themeColor="text1"/>
+          <w:sz w:val="32"/>
+          <w:szCs w:val="32"/>
+        </w:rPr>
+        <w:t xml:space="preserve">Use of </w:t>
+      </w:r>
+      <w:r>
+        <w:rPr>
+          <w:b/>
+          <w:bCs/>
+          <w:color w:val="000000" w:themeColor="text1"/>
+          <w:sz w:val="32"/>
+          <w:szCs w:val="32"/>
+        </w:rPr>
+        <w:t>Windows Event Log</w:t>
+      </w:r>
+    </w:p>
+    <w:p/>
+    <w:p>
+      <w:pPr>
+        <w:pStyle w:val="ListParagraph"/>
+        <w:numPr>
+          <w:ilvl w:val="0"/>
+          <w:numId w:val="7"/>
+        </w:numPr>
+        <w:ind w:left="1080"/>
+        <w:rPr>
+          <w:sz w:val="24"/>
+          <w:szCs w:val="24"/>
+        </w:rPr>
+      </w:pPr>
+      <w:r>
+        <w:rPr>
+          <w:sz w:val="24"/>
+          <w:szCs w:val="24"/>
+        </w:rPr>
+        <w:t>Centralized System Logging: Records critical application events, errors, and security warnings directly into the operating system's built-in event viewer.</w:t>
+      </w:r>
+    </w:p>
+    <w:p>
+      <w:pPr>
+        <w:pStyle w:val="ListParagraph"/>
+        <w:ind w:left="1080"/>
+        <w:rPr>
+          <w:sz w:val="24"/>
+          <w:szCs w:val="24"/>
+        </w:rPr>
+      </w:pPr>
+    </w:p>
+    <w:p>
+      <w:pPr>
+        <w:pStyle w:val="ListParagraph"/>
+        <w:numPr>
+          <w:ilvl w:val="0"/>
+          <w:numId w:val="7"/>
+        </w:numPr>
+        <w:ind w:left="1080"/>
+        <w:rPr>
+          <w:sz w:val="24"/>
+          <w:szCs w:val="24"/>
+        </w:rPr>
+      </w:pPr>
+      <w:r>
+        <w:rPr>
+          <w:sz w:val="24"/>
+          <w:szCs w:val="24"/>
+        </w:rPr>
+        <w:t>Easy Readability for Admins: Formats log messages clearly so system administrators can quickly scan, find, and fix application issues without digging through messy raw files.</w:t>
+      </w:r>
+    </w:p>
+    <w:p>
+      <w:pPr>
+        <w:pStyle w:val="ListParagraph"/>
+        <w:rPr>
+          <w:sz w:val="24"/>
+          <w:szCs w:val="24"/>
+        </w:rPr>
+      </w:pPr>
+    </w:p>
+    <w:p>
+      <w:pPr>
+        <w:rPr>
+          <w:sz w:val="24"/>
+          <w:szCs w:val="24"/>
+        </w:rPr>
+      </w:pPr>
+    </w:p>
+    <w:p>
+      <w:pPr>
+        <w:rPr>
+          <w:sz w:val="24"/>
+          <w:szCs w:val="24"/>
+        </w:rPr>
+      </w:pPr>
     </w:p>
     <w:p/>
     <w:p>
@@ -1592,7 +2164,7 @@
         <w:rFonts w:ascii="Courier New" w:hAnsi="Courier New" w:cs="Courier New" w:hint="default"/>
       </w:rPr>
     </w:lvl>
-    <w:lvl w:ilvl="1" w:tplc="04090003" w:tentative="1">
+    <w:lvl w:ilvl="1" w:tplc="04090003">
       <w:start w:val="1"/>
       <w:numFmt w:val="bullet"/>
       <w:lvlText w:val="o"/>

--- a/Technical Documentation.docx
+++ b/Technical Documentation.docx
@@ -132,8 +132,6 @@
           <w:szCs w:val="24"/>
         </w:rPr>
       </w:pPr>
-      <w:bookmarkStart w:id="0" w:name="_GoBack"/>
-      <w:bookmarkEnd w:id="0"/>
     </w:p>
     <w:p>
       <w:pPr>
@@ -671,7 +669,7 @@
           <w:szCs w:val="24"/>
         </w:rPr>
       </w:pPr>
-      <w:bookmarkStart w:id="1" w:name="_Hlk238129201"/>
+      <w:bookmarkStart w:id="0" w:name="_Hlk238129201"/>
       <w:proofErr w:type="spellStart"/>
       <w:r>
         <w:rPr>
@@ -739,7 +737,7 @@
         <w:t xml:space="preserve"> Formats logs as structured data instead of plain text, making system behavior easier to search and analyze.</w:t>
       </w:r>
     </w:p>
-    <w:bookmarkEnd w:id="1"/>
+    <w:bookmarkEnd w:id="0"/>
     <w:p>
       <w:pPr>
         <w:pStyle w:val="ListParagraph"/>
@@ -952,7 +950,7 @@
           <w:szCs w:val="32"/>
         </w:rPr>
       </w:pPr>
-      <w:bookmarkStart w:id="2" w:name="_Hlk238465751"/>
+      <w:bookmarkStart w:id="1" w:name="_Hlk238465751"/>
       <w:r>
         <w:rPr>
           <w:b/>
@@ -996,7 +994,7 @@
         <w:t xml:space="preserve"> Because Windows Authentication isolates IIS from SQL Server, the database does not inherently trust or recognize requests from the web application. We must explicitly link the two environments by mapping the website's unique IIS identity to a secure database login.</w:t>
       </w:r>
     </w:p>
-    <w:bookmarkEnd w:id="2"/>
+    <w:bookmarkEnd w:id="1"/>
     <w:p>
       <w:pPr>
         <w:pStyle w:val="ListParagraph"/>
@@ -1215,14 +1213,14 @@
           <w:sz w:val="24"/>
           <w:szCs w:val="24"/>
         </w:rPr>
-        <w:t xml:space="preserve"> Implements a secure system that tracks logged-in users by using cookies instead of saving session data on the server</w:t>
-      </w:r>
-      <w:r>
-        <w:rPr>
-          <w:sz w:val="24"/>
-          <w:szCs w:val="24"/>
-        </w:rPr>
-        <w:t>.</w:t>
+        <w:t xml:space="preserve"> </w:t>
+      </w:r>
+      <w:r>
+        <w:rPr>
+          <w:sz w:val="24"/>
+          <w:szCs w:val="24"/>
+        </w:rPr>
+        <w:t>Implements a secure system that tracks logged-in users by using cookies linked directly to a managed server-side memory infrastructure.</w:t>
       </w:r>
     </w:p>
     <w:p>
@@ -1262,14 +1260,14 @@
           <w:sz w:val="24"/>
           <w:szCs w:val="24"/>
         </w:rPr>
-        <w:t xml:space="preserve"> Automatically protects, signs, and scrambles user information directly inside a secure browser cookie</w:t>
-      </w:r>
-      <w:r>
-        <w:rPr>
-          <w:sz w:val="24"/>
-          <w:szCs w:val="24"/>
-        </w:rPr>
-        <w:t>.</w:t>
+        <w:t xml:space="preserve"> </w:t>
+      </w:r>
+      <w:r>
+        <w:rPr>
+          <w:sz w:val="24"/>
+          <w:szCs w:val="24"/>
+        </w:rPr>
+        <w:t>Automatically protects user information by keeping the actual identity details in server memory, placing only a secure, scrambled random reference pointer inside the browser cookie.</w:t>
       </w:r>
     </w:p>
     <w:p>
@@ -1372,14 +1370,30 @@
           <w:sz w:val="24"/>
           <w:szCs w:val="24"/>
         </w:rPr>
-        <w:t>Stateless Architecture:</w:t>
-      </w:r>
-      <w:r>
-        <w:rPr>
-          <w:sz w:val="24"/>
-          <w:szCs w:val="24"/>
-        </w:rPr>
-        <w:t xml:space="preserve"> Ensures the server does not store session memory, allowing it to validate incoming credentials on the fly and easily scale across multiple servers.</w:t>
+        <w:t>Stateful Cache Architecture</w:t>
+      </w:r>
+      <w:r>
+        <w:rPr>
+          <w:b/>
+          <w:bCs/>
+          <w:sz w:val="24"/>
+          <w:szCs w:val="24"/>
+        </w:rPr>
+        <w:t>:</w:t>
+      </w:r>
+      <w:r>
+        <w:rPr>
+          <w:sz w:val="24"/>
+          <w:szCs w:val="24"/>
+        </w:rPr>
+        <w:t xml:space="preserve"> </w:t>
+      </w:r>
+      <w:r>
+        <w:rPr>
+          <w:sz w:val="24"/>
+          <w:szCs w:val="24"/>
+        </w:rPr>
+        <w:t>Transitions the application to a stateful model using an in-memory session store. This ensures the server holds the absolute source of truth for session validity and can instantly revoke access globally upon logout.</w:t>
       </w:r>
     </w:p>
     <w:p>
@@ -1490,8 +1504,308 @@
           <w:sz w:val="32"/>
           <w:szCs w:val="32"/>
         </w:rPr>
+        <w:t>Preventing Cookie Hijacking</w:t>
+      </w:r>
+    </w:p>
+    <w:p/>
+    <w:p>
+      <w:pPr>
+        <w:pStyle w:val="ListParagraph"/>
+        <w:numPr>
+          <w:ilvl w:val="0"/>
+          <w:numId w:val="7"/>
+        </w:numPr>
+        <w:ind w:left="1080"/>
+        <w:rPr>
+          <w:sz w:val="24"/>
+          <w:szCs w:val="24"/>
+        </w:rPr>
+      </w:pPr>
+      <w:r>
+        <w:rPr>
+          <w:sz w:val="24"/>
+          <w:szCs w:val="24"/>
+        </w:rPr>
+        <w:t>Browser Identity Verification: Compares the browser type saved when the user logged in against the browser type making the current request.</w:t>
+      </w:r>
+    </w:p>
+    <w:p>
+      <w:pPr>
+        <w:pStyle w:val="ListParagraph"/>
+        <w:ind w:left="1080"/>
+        <w:rPr>
+          <w:sz w:val="24"/>
+          <w:szCs w:val="24"/>
+        </w:rPr>
+      </w:pPr>
+    </w:p>
+    <w:p>
+      <w:pPr>
+        <w:pStyle w:val="ListParagraph"/>
+        <w:numPr>
+          <w:ilvl w:val="0"/>
+          <w:numId w:val="7"/>
+        </w:numPr>
+        <w:ind w:left="1080"/>
+        <w:rPr>
+          <w:sz w:val="24"/>
+          <w:szCs w:val="24"/>
+        </w:rPr>
+      </w:pPr>
+      <w:r>
+        <w:rPr>
+          <w:sz w:val="24"/>
+          <w:szCs w:val="24"/>
+        </w:rPr>
+        <w:t>Instant Session Rejection: Automatically logs the user out immediately if the browser details do not match perfectly</w:t>
+      </w:r>
+      <w:r>
+        <w:rPr>
+          <w:sz w:val="24"/>
+          <w:szCs w:val="24"/>
+        </w:rPr>
+        <w:t>.</w:t>
+      </w:r>
+    </w:p>
+    <w:p>
+      <w:pPr>
+        <w:pStyle w:val="ListParagraph"/>
+        <w:rPr>
+          <w:sz w:val="24"/>
+          <w:szCs w:val="24"/>
+        </w:rPr>
+      </w:pPr>
+    </w:p>
+    <w:p>
+      <w:pPr>
+        <w:pStyle w:val="ListParagraph"/>
+        <w:numPr>
+          <w:ilvl w:val="0"/>
+          <w:numId w:val="7"/>
+        </w:numPr>
+        <w:ind w:left="1080"/>
+        <w:rPr>
+          <w:sz w:val="24"/>
+          <w:szCs w:val="24"/>
+        </w:rPr>
+      </w:pPr>
+      <w:r>
+        <w:rPr>
+          <w:sz w:val="24"/>
+          <w:szCs w:val="24"/>
+        </w:rPr>
+        <w:t>Blocking Stolen Cookies: Prevents a hacker from using a stolen cookie because their computer will not match the original browser identity.</w:t>
+      </w:r>
+    </w:p>
+    <w:p/>
+    <w:p/>
+    <w:p/>
+    <w:p>
+      <w:pPr>
+        <w:pStyle w:val="Heading2"/>
+        <w:numPr>
+          <w:ilvl w:val="0"/>
+          <w:numId w:val="3"/>
+        </w:numPr>
+        <w:rPr>
+          <w:b/>
+          <w:bCs/>
+          <w:color w:val="000000" w:themeColor="text1"/>
+          <w:sz w:val="32"/>
+          <w:szCs w:val="32"/>
+        </w:rPr>
+      </w:pPr>
+      <w:r>
+        <w:rPr>
+          <w:b/>
+          <w:bCs/>
+          <w:color w:val="000000" w:themeColor="text1"/>
+          <w:sz w:val="32"/>
+          <w:szCs w:val="32"/>
+        </w:rPr>
+        <w:t>Stateful Session Management</w:t>
+      </w:r>
+    </w:p>
+    <w:p/>
+    <w:p>
+      <w:pPr>
+        <w:pStyle w:val="ListParagraph"/>
+        <w:numPr>
+          <w:ilvl w:val="0"/>
+          <w:numId w:val="7"/>
+        </w:numPr>
+        <w:ind w:left="1080"/>
+        <w:rPr>
+          <w:sz w:val="24"/>
+          <w:szCs w:val="24"/>
+        </w:rPr>
+      </w:pPr>
+      <w:r>
+        <w:rPr>
+          <w:b/>
+          <w:bCs/>
+          <w:sz w:val="24"/>
+          <w:szCs w:val="24"/>
+        </w:rPr>
+        <w:t>Server-Side Token Vault:</w:t>
+      </w:r>
+      <w:r>
+        <w:rPr>
+          <w:sz w:val="24"/>
+          <w:szCs w:val="24"/>
+        </w:rPr>
+        <w:t xml:space="preserve"> </w:t>
+      </w:r>
+      <w:r>
+        <w:rPr>
+          <w:sz w:val="24"/>
+          <w:szCs w:val="24"/>
+        </w:rPr>
+        <w:t xml:space="preserve">Implements a custom </w:t>
+      </w:r>
+      <w:proofErr w:type="spellStart"/>
+      <w:r>
+        <w:rPr>
+          <w:sz w:val="24"/>
+          <w:szCs w:val="24"/>
+        </w:rPr>
+        <w:t>IAuthenticationSessionStore</w:t>
+      </w:r>
+      <w:proofErr w:type="spellEnd"/>
+      <w:r>
+        <w:rPr>
+          <w:sz w:val="24"/>
+          <w:szCs w:val="24"/>
+        </w:rPr>
+        <w:t xml:space="preserve"> utilizing .NET's memory cache to host sensitive user identity claims safely in server RAM instead of the user's browser.</w:t>
+      </w:r>
+    </w:p>
+    <w:p>
+      <w:pPr>
+        <w:pStyle w:val="ListParagraph"/>
+        <w:ind w:left="1080"/>
+        <w:rPr>
+          <w:sz w:val="24"/>
+          <w:szCs w:val="24"/>
+        </w:rPr>
+      </w:pPr>
+    </w:p>
+    <w:p>
+      <w:pPr>
+        <w:pStyle w:val="ListParagraph"/>
+        <w:numPr>
+          <w:ilvl w:val="0"/>
+          <w:numId w:val="7"/>
+        </w:numPr>
+        <w:ind w:left="1080"/>
+        <w:rPr>
+          <w:b/>
+          <w:bCs/>
+          <w:sz w:val="24"/>
+          <w:szCs w:val="24"/>
+        </w:rPr>
+      </w:pPr>
+      <w:r>
+        <w:rPr>
+          <w:b/>
+          <w:bCs/>
+          <w:sz w:val="24"/>
+          <w:szCs w:val="24"/>
+        </w:rPr>
+        <w:t>Instant Logout Revocation:</w:t>
+      </w:r>
+      <w:r>
+        <w:rPr>
+          <w:b/>
+          <w:bCs/>
+          <w:sz w:val="24"/>
+          <w:szCs w:val="24"/>
+        </w:rPr>
+        <w:t xml:space="preserve"> </w:t>
+      </w:r>
+      <w:r>
+        <w:rPr>
+          <w:sz w:val="24"/>
+          <w:szCs w:val="24"/>
+        </w:rPr>
+        <w:t>Solves the core flaw of stateless tokens by immediately erasing the session reference key from the server cache during sign-out. This renders any intercepted or copied browser cookies permanently dead and useless.</w:t>
+      </w:r>
+    </w:p>
+    <w:p>
+      <w:pPr>
+        <w:pStyle w:val="ListParagraph"/>
+        <w:rPr>
+          <w:b/>
+          <w:bCs/>
+          <w:sz w:val="24"/>
+          <w:szCs w:val="24"/>
+        </w:rPr>
+      </w:pPr>
+      <w:bookmarkStart w:id="2" w:name="_GoBack"/>
+      <w:bookmarkEnd w:id="2"/>
+    </w:p>
+    <w:p>
+      <w:pPr>
+        <w:pStyle w:val="ListParagraph"/>
+        <w:numPr>
+          <w:ilvl w:val="0"/>
+          <w:numId w:val="7"/>
+        </w:numPr>
+        <w:ind w:left="1080"/>
+        <w:rPr>
+          <w:b/>
+          <w:bCs/>
+          <w:sz w:val="24"/>
+          <w:szCs w:val="24"/>
+        </w:rPr>
+      </w:pPr>
+      <w:r>
+        <w:rPr>
+          <w:b/>
+          <w:bCs/>
+          <w:sz w:val="24"/>
+          <w:szCs w:val="24"/>
+        </w:rPr>
+        <w:t xml:space="preserve">Sliding Cache Synchronization: </w:t>
+      </w:r>
+      <w:r>
+        <w:rPr>
+          <w:sz w:val="24"/>
+          <w:szCs w:val="24"/>
+        </w:rPr>
+        <w:t>Configures a sliding cache policy that resets the session lifespan window on every user interaction, ensuring active users stay logged in while idle users are automatically purged after 5 minutes.</w:t>
+      </w:r>
+    </w:p>
+    <w:p/>
+    <w:p/>
+    <w:p/>
+    <w:p/>
+    <w:p/>
+    <w:p>
+      <w:pPr>
+        <w:pStyle w:val="Heading2"/>
+        <w:numPr>
+          <w:ilvl w:val="0"/>
+          <w:numId w:val="3"/>
+        </w:numPr>
+        <w:rPr>
+          <w:b/>
+          <w:bCs/>
+          <w:color w:val="000000" w:themeColor="text1"/>
+          <w:sz w:val="32"/>
+          <w:szCs w:val="32"/>
+        </w:rPr>
+      </w:pPr>
+      <w:r>
+        <w:rPr>
+          <w:b/>
+          <w:bCs/>
+          <w:color w:val="000000" w:themeColor="text1"/>
+          <w:sz w:val="32"/>
+          <w:szCs w:val="32"/>
+        </w:rPr>
         <w:lastRenderedPageBreak/>
-        <w:t>Preventing Cookie Hijacking</w:t>
+        <w:t>Stateful Session Management</w:t>
       </w:r>
     </w:p>
     <w:p/>
@@ -1510,10 +1824,19 @@
       </w:pPr>
       <w:r>
         <w:rPr>
-          <w:sz w:val="24"/>
-          <w:szCs w:val="24"/>
-        </w:rPr>
-        <w:t>Browser Identity Verification: Compares the browser type saved when the user logged in against the browser type making the current request.</w:t>
+          <w:b/>
+          <w:bCs/>
+          <w:sz w:val="24"/>
+          <w:szCs w:val="24"/>
+        </w:rPr>
+        <w:t>Tab-Level Boundary Isolation:</w:t>
+      </w:r>
+      <w:r>
+        <w:rPr>
+          <w:sz w:val="24"/>
+          <w:szCs w:val="24"/>
+        </w:rPr>
+        <w:t xml:space="preserve"> Implements hidden client-side tab tracking using browser window.name properties, which naturally separates distinct browser tab windows even on the same device.</w:t>
       </w:r>
     </w:p>
     <w:p>
@@ -1541,50 +1864,31 @@
       </w:pPr>
       <w:r>
         <w:rPr>
-          <w:sz w:val="24"/>
-          <w:szCs w:val="24"/>
-        </w:rPr>
-        <w:t>Instant Session Rejection: Automatically logs the user out immediately if the browser details do not match perfectly</w:t>
-      </w:r>
-      <w:r>
-        <w:rPr>
-          <w:sz w:val="24"/>
-          <w:szCs w:val="24"/>
-        </w:rPr>
-        <w:t>.</w:t>
-      </w:r>
-    </w:p>
-    <w:p>
-      <w:pPr>
-        <w:pStyle w:val="ListParagraph"/>
-        <w:rPr>
-          <w:sz w:val="24"/>
-          <w:szCs w:val="24"/>
-        </w:rPr>
-      </w:pPr>
-    </w:p>
-    <w:p>
-      <w:pPr>
-        <w:pStyle w:val="ListParagraph"/>
-        <w:numPr>
-          <w:ilvl w:val="0"/>
-          <w:numId w:val="7"/>
-        </w:numPr>
+          <w:b/>
+          <w:bCs/>
+          <w:sz w:val="24"/>
+          <w:szCs w:val="24"/>
+        </w:rPr>
+        <w:t xml:space="preserve">Single Active Session Enforcement: </w:t>
+      </w:r>
+      <w:r>
+        <w:rPr>
+          <w:sz w:val="24"/>
+          <w:szCs w:val="24"/>
+        </w:rPr>
+        <w:t>Protects against multi-tab account mixing by automatically invalidating and evicting the oldest tab session from server memory the exact moment a user attempts a new login on a separate tab.</w:t>
+      </w:r>
+    </w:p>
+    <w:p>
+      <w:pPr>
+        <w:pStyle w:val="ListParagraph"/>
         <w:ind w:left="1080"/>
         <w:rPr>
           <w:sz w:val="24"/>
           <w:szCs w:val="24"/>
         </w:rPr>
       </w:pPr>
-      <w:r>
-        <w:rPr>
-          <w:sz w:val="24"/>
-          <w:szCs w:val="24"/>
-        </w:rPr>
-        <w:t>Blocking Stolen Cookies: Prevents a hacker from using a stolen cookie because their computer will not match the original browser identity.</w:t>
-      </w:r>
-    </w:p>
-    <w:p/>
+    </w:p>
     <w:p/>
     <w:p/>
     <w:p/>
